--- a/mainBranchFile1.docx
+++ b/mainBranchFile1.docx
@@ -23,6 +23,18 @@
             <w:t>😊</w:t>
           </mc:Fallback>
         </mc:AlternateContent>
+      </w:r>
+    </w:p>
+    <w:p/>
+    <w:p>
+      <w:r>
+        <w:t>I am inside Fil</w:t>
+      </w:r>
+      <w:r>
+        <w:t>e</w:t>
+      </w:r>
+      <w:r>
+        <w:t>1….</w:t>
       </w:r>
     </w:p>
     <w:sectPr>
